--- a/Web_LabTasks/Lab5/Lab5.docx
+++ b/Web_LabTasks/Lab5/Lab5.docx
@@ -16,6 +16,21 @@
       <w:r>
         <w:t>Lab 5</w:t>
       </w:r>
+    </w:p>
+    <w:p/>
+    <w:p>
+      <w:hyperlink r:id="rId4" w:history="1">
+        <w:r>
+          <w:rPr>
+            <w:rStyle w:val="Hyperlink"/>
+          </w:rPr>
+          <w:t>https://github.com/MuhammadShayanAsghar/22i2675_WebLabTasks2026/tree/main/Web_LabTasks/Lab5</w:t>
+        </w:r>
+      </w:hyperlink>
+    </w:p>
+    <w:p>
+      <w:bookmarkStart w:id="0" w:name="_GoBack"/>
+      <w:bookmarkEnd w:id="0"/>
     </w:p>
     <w:p/>
     <w:p>
@@ -47,7 +62,7 @@
             <o:lock v:ext="edit" aspectratio="t"/>
           </v:shapetype>
           <v:shape id="_x0000_i1025" type="#_x0000_t75" style="width:467.25pt;height:309.75pt">
-            <v:imagedata r:id="rId4" o:title="t1"/>
+            <v:imagedata r:id="rId5" o:title="t1"/>
           </v:shape>
         </w:pict>
       </w:r>
@@ -70,12 +85,10 @@
     </w:p>
     <w:p/>
     <w:p>
-      <w:bookmarkStart w:id="0" w:name="_GoBack"/>
-      <w:bookmarkEnd w:id="0"/>
       <w:r>
         <w:pict>
           <v:shape id="_x0000_i1026" type="#_x0000_t75" style="width:468pt;height:174.75pt">
-            <v:imagedata r:id="rId5" o:title="t2"/>
+            <v:imagedata r:id="rId6" o:title="t2"/>
           </v:shape>
         </w:pict>
       </w:r>
@@ -511,6 +524,17 @@
     <w:semiHidden/>
     <w:unhideWhenUsed/>
   </w:style>
+  <w:style w:type="character" w:styleId="Hyperlink">
+    <w:name w:val="Hyperlink"/>
+    <w:basedOn w:val="DefaultParagraphFont"/>
+    <w:uiPriority w:val="99"/>
+    <w:unhideWhenUsed/>
+    <w:rsid w:val="005535D7"/>
+    <w:rPr>
+      <w:color w:val="0563C1" w:themeColor="hyperlink"/>
+      <w:u w:val="single"/>
+    </w:rPr>
+  </w:style>
 </w:styles>
 </file>
 
